--- a/policies/build/sop_record_masters/HRM/Records/HRM.1_Record_01_recruitment_register.docx
+++ b/policies/build/sop_record_masters/HRM/Records/HRM.1_Record_01_recruitment_register.docx
@@ -4,7 +4,7 @@
   <w:body>
     <w:p>
       <w:r>
-        <w:t>HRM.1.b — Written guidance governs the process of recruitment.</w:t>
+        <w:t>HRM.1.b — Staff are recruited against the recruitment procedure as documented.</w:t>
       </w:r>
     </w:p>
     <w:p>
@@ -25,7 +25,7 @@
         <w:pStyle w:val="ListParagraph"/>
       </w:pPr>
       <w:r>
-        <w:t>Vacancy: The specific role and department being filled.</w:t>
+        <w:t>Requisition No. / Date: The approved vacancy requisition reference and date.</w:t>
       </w:r>
     </w:p>
     <w:p>
@@ -33,7 +33,7 @@
         <w:pStyle w:val="ListParagraph"/>
       </w:pPr>
       <w:r>
-        <w:t>Approved By: Who approved the vacancy before advertising started.</w:t>
+        <w:t>Role / Department: The role being filled and which department.</w:t>
       </w:r>
     </w:p>
     <w:p>
@@ -41,7 +41,7 @@
         <w:pStyle w:val="ListParagraph"/>
       </w:pPr>
       <w:r>
-        <w:t>Candidates Considered: How many candidates were shortlisted and interviewed.</w:t>
+        <w:t>Shortlisted Candidates: Who was shortlisted against the stated criteria.</w:t>
       </w:r>
     </w:p>
     <w:p>
@@ -49,7 +49,7 @@
         <w:pStyle w:val="ListParagraph"/>
       </w:pPr>
       <w:r>
-        <w:t>Selection Rationale: The stated reason the selected candidate was chosen.</w:t>
+        <w:t>Panel Selection Rationale: Why the selected candidate was chosen.</w:t>
       </w:r>
     </w:p>
     <w:p>
@@ -57,7 +57,7 @@
         <w:pStyle w:val="ListParagraph"/>
       </w:pPr>
       <w:r>
-        <w:t>Fill Date: The actual date the vacancy was filled, or 'reopened' if declined.</w:t>
+        <w:t>Fill Date / Status: When the vacancy was filled, and whether it is open, filled, or reopened.</w:t>
       </w:r>
     </w:p>
     <w:p>
@@ -76,7 +76,19 @@
         <w:pStyle w:val="ListParagraph"/>
       </w:pPr>
       <w:r>
-        <w:t>NABH — Standards for Small Healthcare Organisations, 3rd Edition, HRM.1 — named source, no working link could be verified from here; check directly.</w:t>
+        <w:t xml:space="preserve">National Accreditation Board for Hospitals and Healthcare Providers. (2022). Standards for Small Healthcare Organisations (3rd ed.). </w:t>
+      </w:r>
+      <w:hyperlink r:id="rId9">
+        <w:r>
+          <w:rPr>
+            <w:color w:val="0563C1"/>
+            <w:u w:val="single"/>
+          </w:rPr>
+          <w:t>NABH SHCO Accreditation Programme page</w:t>
+        </w:r>
+      </w:hyperlink>
+      <w:r>
+        <w:t>. Human Resource Management chapter, standard HRM.1.</w:t>
       </w:r>
     </w:p>
     <w:tbl>
@@ -103,7 +115,7 @@
           </w:p>
           <w:p>
             <w:r>
-              <w:t>This record is where the HR In-Charge logs every vacancy from approval to fill: the requisition, who approved it, how many candidates were considered, why the selected candidate was chosen, and the date the role was filled. One row per vacancy, added at the time each step happens.</w:t>
+              <w:t>This record is the master log of every vacancy from requisition through to fill, with the panel's documented reason for its selection.</w:t>
             </w:r>
           </w:p>
         </w:tc>
@@ -134,7 +146,7 @@
           </w:p>
           <w:p>
             <w:r>
-              <w:t>The HR In-Charge adds a row the day a vacancy is approved, and completes it as the process moves — shortlisting, interview, offer, fill. The worked example shows a Staff Nurse vacancy approved 02-Jan-2026 and filled 18-Jan-2026 after 3 interviews.</w:t>
+              <w:t>The HR In-Charge opens an entry when a requisition is approved and updates it through to fill. The worked example shows a staff nurse vacancy filled within about three weeks with a documented selection rationale.</w:t>
             </w:r>
           </w:p>
         </w:tc>
@@ -165,7 +177,7 @@
           </w:p>
           <w:p>
             <w:r>
-              <w:t>Recruitment without a documented, transparent rationale is how an unqualified or unverified person slips into a clinical or support role — NABH treats this as Core precisely because it is the first gate every other HR requirement depends on.</w:t>
+              <w:t>Without this register, a hire cannot be shown to have followed the documented recruitment procedure at all, which is exactly what this Core requirement exists to prevent.</w:t>
             </w:r>
           </w:p>
         </w:tc>
@@ -195,7 +207,7 @@
           </w:tcPr>
           <w:p>
             <w:r>
-              <w:t>Vacancy</w:t>
+              <w:t>Requisition No. / Date</w:t>
             </w:r>
           </w:p>
         </w:tc>
@@ -205,7 +217,7 @@
           </w:tcPr>
           <w:p>
             <w:r>
-              <w:t>Approved By</w:t>
+              <w:t>Role / Department</w:t>
             </w:r>
           </w:p>
         </w:tc>
@@ -215,7 +227,7 @@
           </w:tcPr>
           <w:p>
             <w:r>
-              <w:t>Candidates Considered</w:t>
+              <w:t>Shortlisted Candidates</w:t>
             </w:r>
           </w:p>
         </w:tc>
@@ -225,7 +237,7 @@
           </w:tcPr>
           <w:p>
             <w:r>
-              <w:t>Selection Rationale</w:t>
+              <w:t>Panel Selection Rationale</w:t>
             </w:r>
           </w:p>
         </w:tc>
@@ -235,7 +247,7 @@
           </w:tcPr>
           <w:p>
             <w:r>
-              <w:t>Fill Date</w:t>
+              <w:t>Fill Date / Status</w:t>
             </w:r>
           </w:p>
         </w:tc>
@@ -301,7 +313,7 @@
           </w:tcPr>
           <w:p>
             <w:r>
-              <w:t>Staff Nurse — Medicine Ward</w:t>
+              <w:t>REQ-2026-014, 02-Feb-2026</w:t>
             </w:r>
           </w:p>
         </w:tc>
@@ -312,7 +324,7 @@
           </w:tcPr>
           <w:p>
             <w:r>
-              <w:t>Medical Superintendent, 02-Jan-2026</w:t>
+              <w:t>Staff Nurse, General Ward</w:t>
             </w:r>
           </w:p>
         </w:tc>
@@ -323,7 +335,7 @@
           </w:tcPr>
           <w:p>
             <w:r>
-              <w:t>4 shortlisted, 3 interviewed</w:t>
+              <w:t>3 candidates shortlisted against stated nursing qualification and 2-yr experience criteria</w:t>
             </w:r>
           </w:p>
         </w:tc>
@@ -334,7 +346,7 @@
           </w:tcPr>
           <w:p>
             <w:r>
-              <w:t>Best fit on GNM qualification, 2 yrs relevant experience, reference checks clear</w:t>
+              <w:t>Selected for strongest ICU exposure matching ward's current case-mix</w:t>
             </w:r>
           </w:p>
         </w:tc>
@@ -345,7 +357,7 @@
           </w:tcPr>
           <w:p>
             <w:r>
-              <w:t>18-Jan-2026</w:t>
+              <w:t>20-Feb-2026 — Filled</w:t>
             </w:r>
           </w:p>
         </w:tc>

--- a/policies/build/sop_record_masters/HRM/Records/HRM.1_Record_01_recruitment_register.docx
+++ b/policies/build/sop_record_masters/HRM/Records/HRM.1_Record_01_recruitment_register.docx
@@ -74,6 +74,7 @@
     <w:p>
       <w:pPr>
         <w:pStyle w:val="ListParagraph"/>
+        <w:spacing w:after="200" w:before="40"/>
       </w:pPr>
       <w:r>
         <w:t xml:space="preserve">National Accreditation Board for Hospitals and Healthcare Providers. (2022). Standards for Small Healthcare Organisations (3rd ed.). </w:t>

--- a/policies/build/sop_record_masters/HRM/Records/HRM.1_Record_01_recruitment_register.docx
+++ b/policies/build/sop_record_masters/HRM/Records/HRM.1_Record_01_recruitment_register.docx
@@ -74,10 +74,11 @@
     <w:p>
       <w:pPr>
         <w:pStyle w:val="ListParagraph"/>
-        <w:spacing w:after="200" w:before="40"/>
+        <w:spacing w:after="240" w:before="80"/>
+        <w:contextualSpacing w:val="0"/>
       </w:pPr>
       <w:r>
-        <w:t xml:space="preserve">National Accreditation Board for Hospitals and Healthcare Providers. (2022). Standards for Small Healthcare Organisations (3rd ed.). </w:t>
+        <w:t xml:space="preserve">• National Accreditation Board for Hospitals and Healthcare Providers. (2022). Standards for Small Healthcare Organisations (3rd ed.). </w:t>
       </w:r>
       <w:hyperlink r:id="rId9">
         <w:r>
